--- a/policies/build/masters/HCO.COP.6_v2_master.docx
+++ b/policies/build/masters/HCO.COP.6_v2_master.docx
@@ -406,7 +406,7 @@
                 <w:sz w:val="18"/>
                 <w:szCs w:val="18"/>
               </w:rPr>
-              <w:t xml:space="preserve">«Patient Rights Officer»  Name «________»</w:t>
+              <w:t xml:space="preserve">«Nursing Superintendent»  Name «________»</w:t>
             </w:r>
           </w:p>
         </w:tc>
@@ -839,7 +839,7 @@
           <w:sz w:val="22"/>
           <w:szCs w:val="22"/>
         </w:rPr>
-        <w:t xml:space="preserve">3. Do not skip: The organisation implements acuity-based stafng to improve patient outcomes.</w:t>
+        <w:t xml:space="preserve">3. Do not skip: The organisation implements acuity-based staffing to improve patient outcomes.</w:t>
       </w:r>
     </w:p>
     <w:p>
@@ -863,7 +863,7 @@
           <w:sz w:val="22"/>
           <w:szCs w:val="22"/>
         </w:rPr>
-        <w:t xml:space="preserve">5. Do not skip: Nurses are provided with the appropriate and adequate equipment for providing safe and efcient nursing care.</w:t>
+        <w:t xml:space="preserve">5. Do not skip: Nurses are provided with the appropriate and adequate equipment for providing safe and efficient nursing care.</w:t>
       </w:r>
     </w:p>
     <w:p>
@@ -971,7 +971,7 @@
         <w:spacing w:after="100" w:before="220"/>
       </w:pPr>
       <w:r>
-        <w:t xml:space="preserve">5.3 The organisation implements acuity-based stafng to improve patient o..</w:t>
+        <w:t xml:space="preserve">5.3 The organisation implements acuity-based staffing to improve patient ..</w:t>
       </w:r>
     </w:p>
     <w:p>
@@ -983,7 +983,7 @@
           <w:sz w:val="22"/>
           <w:szCs w:val="22"/>
         </w:rPr>
-        <w:t xml:space="preserve">The organisation implements acuity-based stafng to improve patient outcomes.</w:t>
+        <w:t xml:space="preserve">The organisation implements acuity-based staffing to improve patient outcomes.</w:t>
       </w:r>
     </w:p>
     <w:p>
@@ -1049,7 +1049,7 @@
           <w:sz w:val="22"/>
           <w:szCs w:val="22"/>
         </w:rPr>
-        <w:t xml:space="preserve">Nurses are provided with the appropriate and adequate equipment for providing safe and efcient nursing care.</w:t>
+        <w:t xml:space="preserve">Nurses are provided with the appropriate and adequate equipment for providing safe and efficient nursing care.</w:t>
       </w:r>
     </w:p>
     <w:p>
@@ -2237,7 +2237,7 @@
           <w:sz w:val="22"/>
           <w:szCs w:val="22"/>
         </w:rPr>
-        <w:t xml:space="preserve">Medical Superintendent; Nursing Superintendent; Quality Coordinator; department clinical staff covered by COP.6.</w:t>
+        <w:t xml:space="preserve">Medical Superintendent; Nursing Superintendent; Quality Coordinator; department clinical staff covered by COP.6</w:t>
       </w:r>
     </w:p>
     <w:p>
@@ -2622,7 +2622,7 @@
                 <w:sz w:val="18"/>
                 <w:szCs w:val="18"/>
               </w:rPr>
-              <w:t xml:space="preserve">The organisation implements acuity-based stafng to improve patient outcomes.</w:t>
+              <w:t xml:space="preserve">The organisation implements acuity-based staffing to improve patient outcomes.</w:t>
             </w:r>
           </w:p>
         </w:tc>
@@ -2802,7 +2802,7 @@
                 <w:sz w:val="18"/>
                 <w:szCs w:val="18"/>
               </w:rPr>
-              <w:t xml:space="preserve">Nurses are provided with the appropriate and adequate equipment for providing safe and efcient nursing care.</w:t>
+              <w:t xml:space="preserve">Nurses are provided with the appropriate and adequate equipment for providing safe and efficient nursing care.</w:t>
             </w:r>
           </w:p>
         </w:tc>
@@ -3108,7 +3108,7 @@
         <w:spacing w:after="100" w:before="220"/>
       </w:pPr>
       <w:r>
-        <w:t xml:space="preserve">COP.6.c — The organisation implements acuity-based stafng to improve patient outcomes.</w:t>
+        <w:t xml:space="preserve">COP.6.c — The organisation implements acuity-based staffing to improve patient outcomes.</w:t>
       </w:r>
     </w:p>
     <w:p>
@@ -3245,7 +3245,7 @@
         <w:spacing w:after="100" w:before="220"/>
       </w:pPr>
       <w:r>
-        <w:t xml:space="preserve">COP.6.e — Nurses are provided with the appropriate and adequate equipment for providing safe and efcient nursing care.</w:t>
+        <w:t xml:space="preserve">COP.6.e — Nurses are provided with the appropriate and adequate equipment for providing safe and efficient nursing care.</w:t>
       </w:r>
     </w:p>
     <w:p>
